--- a/document-splitter/outputs/docx/CP4807-7.docx
+++ b/document-splitter/outputs/docx/CP4807-7.docx
@@ -48,13 +48,13 @@
               <w:pStyle w:val="Wsreference"/>
             </w:pPr>
             <w:r>
-              <w:t> &lt;filename&gt; “</w:t>
+              <w:t/>
             </w:r>
             <w:r>
-              <w:t>CP4807-</w:t>
+              <w:t/>
             </w:r>
             <w:r>
-              <w:t>7.doc” &lt;/filename&gt;</w:t>
+              <w:t/>
             </w:r>
           </w:p>
           <w:p>
@@ -341,7 +341,7 @@
         </w:drawing>
       </w:r>
       <w:r>
-        <w:t xml:space="preserve">   </w:t>
+        <w:t xml:space="preserve"/>
       </w:r>
       <w:r>
         <w:rPr>
